--- a/paper/conference/A Triadic Interaction.docx
+++ b/paper/conference/A Triadic Interaction.docx
@@ -356,31 +356,7 @@
         <w:pStyle w:val="Paragraph"/>
       </w:pPr>
       <w:r>
-        <w:t>Existing gig economy platforms face several limitations:</w:t>
-      </w:r>
-      <w:r>
-        <w:t xml:space="preserve"> (1) </w:t>
-      </w:r>
-      <w:r>
-        <w:t>Lack of integration of operational roles in interaction models</w:t>
-      </w:r>
-      <w:r>
-        <w:t>; (2)</w:t>
-      </w:r>
-      <w:r>
-        <w:t xml:space="preserve"> Limited support for structured and recurring activities</w:t>
-      </w:r>
-      <w:r>
-        <w:t xml:space="preserve">; (3) </w:t>
-      </w:r>
-      <w:r>
-        <w:t>Identity systems based on self-declared information</w:t>
-      </w:r>
-      <w:r>
-        <w:t xml:space="preserve">; (4) </w:t>
-      </w:r>
-      <w:r>
-        <w:t xml:space="preserve">Absence of mechanisms to track progression and real participation  </w:t>
+        <w:t xml:space="preserve">Existing gig economy platforms face several limitations: (1) Lack of integration of operational roles in interaction models; (2) Limited support for structured and recurring activities; (3) Identity systems based on self-declared information; (4) Absence of mechanisms to track progression and real participation  </w:t>
       </w:r>
     </w:p>
     <w:p>
@@ -388,43 +364,7 @@
         <w:pStyle w:val="Paragraph"/>
       </w:pPr>
       <w:r>
-        <w:t>This study aims to:</w:t>
-      </w:r>
-      <w:r>
-        <w:t xml:space="preserve"> (1) </w:t>
-      </w:r>
-      <w:r>
-        <w:t>Propose a triadic interaction model integrating providers, consumers, and operators</w:t>
-      </w:r>
-      <w:r>
-        <w:t>;</w:t>
-      </w:r>
-      <w:r>
-        <w:t xml:space="preserve"> </w:t>
-      </w:r>
-      <w:r>
-        <w:t xml:space="preserve"> (2) </w:t>
-      </w:r>
-      <w:r>
-        <w:t>Introduce activity as the fundamental unit of interaction</w:t>
-      </w:r>
-      <w:r>
-        <w:t xml:space="preserve">; (3) </w:t>
-      </w:r>
-      <w:r>
-        <w:t>Develop an activity-verified identity system</w:t>
-      </w:r>
-      <w:r>
-        <w:t xml:space="preserve">; (4) </w:t>
-      </w:r>
-      <w:r>
-        <w:t>Enable scalable and multi-domain participation</w:t>
-      </w:r>
-      <w:r>
-        <w:t>.</w:t>
-      </w:r>
-      <w:r>
-        <w:t xml:space="preserve">  </w:t>
+        <w:t xml:space="preserve">This study aims to: (1) Propose a triadic interaction model integrating providers, consumers, and operators;  (2) Introduce activity as the fundamental unit of interaction; (3) Develop an activity-verified identity system; (4) Enable scalable and multi-domain participation.  </w:t>
       </w:r>
     </w:p>
     <w:p>
@@ -432,46 +372,7 @@
         <w:pStyle w:val="Paragraph"/>
       </w:pPr>
       <w:r>
-        <w:t>The contributions of this paper include:</w:t>
-      </w:r>
-      <w:r>
-        <w:t xml:space="preserve"> (1) </w:t>
-      </w:r>
-      <w:r>
-        <w:t>A triadic interaction framework for gig economy systems</w:t>
-      </w:r>
-      <w:r>
-        <w:t>;</w:t>
-      </w:r>
-      <w:r>
-        <w:t xml:space="preserve"> </w:t>
-      </w:r>
-      <w:r>
-        <w:t>(2)</w:t>
-      </w:r>
-      <w:r>
-        <w:t xml:space="preserve"> </w:t>
-      </w:r>
-      <w:r>
-        <w:t xml:space="preserve"> </w:t>
-      </w:r>
-      <w:r>
-        <w:t>An activity-verified identity model</w:t>
-      </w:r>
-      <w:r>
-        <w:t xml:space="preserve">; (3) </w:t>
-      </w:r>
-      <w:r>
-        <w:t>A multi-domain interaction approach</w:t>
-      </w:r>
-      <w:r>
-        <w:t xml:space="preserve">; (4) </w:t>
-      </w:r>
-      <w:r>
-        <w:t>A conceptual architecture supporting scalable growth</w:t>
-      </w:r>
-      <w:r>
-        <w:t>.</w:t>
+        <w:t>The contributions of this paper include: (1) A triadic interaction framework for gig economy systems; (2)  An activity-verified identity model; (3) A multi-domain interaction approach; (4) A conceptual architecture supporting scalable growth.</w:t>
       </w:r>
     </w:p>
     <w:p>
@@ -625,37 +526,7 @@
         <w:pStyle w:val="Paragraph"/>
       </w:pPr>
       <w:r>
-        <w:t>The literature reveals key gaps:</w:t>
-      </w:r>
-      <w:r>
-        <w:t xml:space="preserve"> (1) </w:t>
-      </w:r>
-      <w:r>
-        <w:t>Absence of triadic interaction models</w:t>
-      </w:r>
-      <w:r>
-        <w:t xml:space="preserve">; (2) </w:t>
-      </w:r>
-      <w:r>
-        <w:t>Lack of activity-based identity systems</w:t>
-      </w:r>
-      <w:r>
-        <w:t xml:space="preserve">; (3) </w:t>
-      </w:r>
-      <w:r>
-        <w:t>No unified framework for multi-domain participation</w:t>
-      </w:r>
-      <w:r>
-        <w:t xml:space="preserve">; (4) </w:t>
-      </w:r>
-      <w:r>
-        <w:t>Limited support for scalable progression of gig workers</w:t>
-      </w:r>
-      <w:r>
-        <w:t>.</w:t>
-      </w:r>
-      <w:r>
-        <w:t xml:space="preserve"> </w:t>
+        <w:t xml:space="preserve">The literature reveals key gaps: (1) Absence of triadic interaction models; (2) Lack of activity-based identity systems; (3) No unified framework for multi-domain participation; (4) Limited support for scalable progression of gig workers. </w:t>
       </w:r>
     </w:p>
     <w:p>
@@ -706,24 +577,14 @@
       <w:r>
         <w:t xml:space="preserve">Table </w:t>
       </w:r>
-      <w:r>
-        <w:fldChar w:fldCharType="begin"/>
-      </w:r>
-      <w:r>
-        <w:instrText xml:space="preserve"> SEQ Table \* ARABIC </w:instrText>
-      </w:r>
-      <w:r>
-        <w:fldChar w:fldCharType="separate"/>
-      </w:r>
-      <w:r>
-        <w:rPr>
-          <w:noProof/>
-        </w:rPr>
-        <w:t>1</w:t>
-      </w:r>
-      <w:r>
-        <w:fldChar w:fldCharType="end"/>
-      </w:r>
+      <w:fldSimple w:instr=" SEQ Table \* ARABIC ">
+        <w:r>
+          <w:rPr>
+            <w:noProof/>
+          </w:rPr>
+          <w:t>1</w:t>
+        </w:r>
+      </w:fldSimple>
       <w:r>
         <w:t xml:space="preserve"> </w:t>
       </w:r>
@@ -1318,7 +1179,7 @@
           <w:noProof/>
         </w:rPr>
         <w:drawing>
-          <wp:inline distT="0" distB="0" distL="0" distR="0" wp14:anchorId="09B34E34" wp14:editId="7C199D2A">
+          <wp:inline distT="0" distB="0" distL="0" distR="0" wp14:anchorId="09B34E34" wp14:editId="0E971614">
             <wp:extent cx="2923106" cy="1872761"/>
             <wp:effectExtent l="0" t="0" r="0" b="0"/>
             <wp:docPr id="1943147368" name="Picture 14" descr="A diagram of a brand identity evolution model&#10;&#10;AI-generated content may be incorrect."/>
@@ -1376,24 +1237,14 @@
       <w:r>
         <w:t xml:space="preserve">Figure </w:t>
       </w:r>
-      <w:r>
-        <w:fldChar w:fldCharType="begin"/>
-      </w:r>
-      <w:r>
-        <w:instrText xml:space="preserve"> SEQ Figure \* ARABIC </w:instrText>
-      </w:r>
-      <w:r>
-        <w:fldChar w:fldCharType="separate"/>
-      </w:r>
-      <w:r>
-        <w:rPr>
-          <w:noProof/>
-        </w:rPr>
-        <w:t>1</w:t>
-      </w:r>
-      <w:r>
-        <w:fldChar w:fldCharType="end"/>
-      </w:r>
+      <w:fldSimple w:instr=" SEQ Figure \* ARABIC ">
+        <w:r>
+          <w:rPr>
+            <w:noProof/>
+          </w:rPr>
+          <w:t>1</w:t>
+        </w:r>
+      </w:fldSimple>
       <w:r>
         <w:t xml:space="preserve"> </w:t>
       </w:r>
@@ -1432,7 +1283,7 @@
           <w:noProof/>
         </w:rPr>
         <w:drawing>
-          <wp:inline distT="0" distB="0" distL="0" distR="0" wp14:anchorId="3AC69F5C" wp14:editId="652CA097">
+          <wp:inline distT="0" distB="0" distL="0" distR="0" wp14:anchorId="3AC69F5C" wp14:editId="5BDB7EAA">
             <wp:extent cx="2923330" cy="2435274"/>
             <wp:effectExtent l="0" t="0" r="0" b="3175"/>
             <wp:docPr id="1780817409" name="Picture 13" descr="A diagram of a process&#10;&#10;AI-generated content may be incorrect."/>
@@ -1490,24 +1341,14 @@
       <w:r>
         <w:t xml:space="preserve">Figure </w:t>
       </w:r>
-      <w:r>
-        <w:fldChar w:fldCharType="begin"/>
-      </w:r>
-      <w:r>
-        <w:instrText xml:space="preserve"> SEQ Figure \* ARABIC </w:instrText>
-      </w:r>
-      <w:r>
-        <w:fldChar w:fldCharType="separate"/>
-      </w:r>
-      <w:r>
-        <w:rPr>
-          <w:noProof/>
-        </w:rPr>
-        <w:t>2</w:t>
-      </w:r>
-      <w:r>
-        <w:fldChar w:fldCharType="end"/>
-      </w:r>
+      <w:fldSimple w:instr=" SEQ Figure \* ARABIC ">
+        <w:r>
+          <w:rPr>
+            <w:noProof/>
+          </w:rPr>
+          <w:t>2</w:t>
+        </w:r>
+      </w:fldSimple>
       <w:r>
         <w:t xml:space="preserve"> </w:t>
       </w:r>
@@ -1856,7 +1697,7 @@
           <w:noProof/>
         </w:rPr>
         <w:drawing>
-          <wp:inline distT="0" distB="0" distL="0" distR="0" wp14:anchorId="2309350B" wp14:editId="4F009A4F">
+          <wp:inline distT="0" distB="0" distL="0" distR="0" wp14:anchorId="2309350B" wp14:editId="34A93ED0">
             <wp:extent cx="2923271" cy="2373678"/>
             <wp:effectExtent l="0" t="0" r="0" b="1270"/>
             <wp:docPr id="1502545327" name="Picture 12" descr="A diagram of a process&#10;&#10;AI-generated content may be incorrect."/>
@@ -1914,24 +1755,14 @@
       <w:r>
         <w:t xml:space="preserve">Figure </w:t>
       </w:r>
-      <w:r>
-        <w:fldChar w:fldCharType="begin"/>
-      </w:r>
-      <w:r>
-        <w:instrText xml:space="preserve"> SEQ Figure \* ARABIC </w:instrText>
-      </w:r>
-      <w:r>
-        <w:fldChar w:fldCharType="separate"/>
-      </w:r>
-      <w:r>
-        <w:rPr>
-          <w:noProof/>
-        </w:rPr>
-        <w:t>3</w:t>
-      </w:r>
-      <w:r>
-        <w:fldChar w:fldCharType="end"/>
-      </w:r>
+      <w:fldSimple w:instr=" SEQ Figure \* ARABIC ">
+        <w:r>
+          <w:rPr>
+            <w:noProof/>
+          </w:rPr>
+          <w:t>3</w:t>
+        </w:r>
+      </w:fldSimple>
       <w:r>
         <w:t xml:space="preserve"> </w:t>
       </w:r>
@@ -9908,7 +9739,9 @@
   <w:rsids>
     <w:rsidRoot w:val="00EA51E4"/>
     <w:rsid w:val="00412F65"/>
+    <w:rsid w:val="009260B9"/>
     <w:rsid w:val="00A35A29"/>
+    <w:rsid w:val="00A96A55"/>
     <w:rsid w:val="00EA51E4"/>
   </w:rsids>
   <m:mathPr>
@@ -10370,9 +10203,6 @@
       <w:color w:val="666666"/>
     </w:rPr>
   </w:style>
-  <w:style w:type="paragraph" w:customStyle="1" w:styleId="A023D69A91C57C46875EE1206E9E980C">
-    <w:name w:val="A023D69A91C57C46875EE1206E9E980C"/>
-  </w:style>
 </w:styles>
 </file>
 
